--- a/Project_proposal.docx
+++ b/Project_proposal.docx
@@ -4,10 +4,13 @@
   <w:body>
     <w:p>
       <w:r>
-        <w:t>My proposed project is the</w:t>
-      </w:r>
-      <w:r>
-        <w:t xml:space="preserve"> development of an inferential model for the load</w:t>
+        <w:t xml:space="preserve">My proposed project is </w:t>
+      </w:r>
+      <w:r>
+        <w:t>prediction of the</w:t>
+      </w:r>
+      <w:r>
+        <w:t xml:space="preserve"> load</w:t>
       </w:r>
       <w:r>
         <w:t xml:space="preserve"> </w:t>
@@ -16,18 +19,75 @@
         <w:t>response of cadaveric cervical spine segments to induced pure shear displacements</w:t>
       </w:r>
       <w:r>
-        <w:t xml:space="preserve">. Figure a) shows the basic setup for a single experiment. </w:t>
-      </w:r>
-      <w:r>
-        <w:t>The experiments feature six test conditions, with loads applied in two directions (anterior and posterior) and three displacement rates (1, 10, and 100 mm/s)</w:t>
-      </w:r>
-      <w:r>
-        <w:t>. Each specimen originates from a different donor, and the experiments are carried out non-destructively such that every specimen experiences all six test conditions.</w:t>
-      </w:r>
-      <w:r>
-        <w:t xml:space="preserve"> Ultimately, each experiment produces a nx2 vector containing</w:t>
+        <w:t xml:space="preserve">. </w:t>
+      </w:r>
+      <w:r>
+        <w:t>This is data based on experiments from my research: these</w:t>
+      </w:r>
+      <w:r>
+        <w:t xml:space="preserve"> experiments feature six test conditions,</w:t>
+      </w:r>
+      <w:r>
+        <w:t xml:space="preserve"> where displacements are </w:t>
+      </w:r>
+      <w:r>
+        <w:t>applied in two directions (anterior and posterior) and</w:t>
+      </w:r>
+      <w:r>
+        <w:t xml:space="preserve"> at</w:t>
+      </w:r>
+      <w:r>
+        <w:t xml:space="preserve"> three displacement rates (1, 10, and 100 mm/s)</w:t>
+      </w:r>
+      <w:r>
+        <w:t xml:space="preserve">. Each specimen originates from a different </w:t>
+      </w:r>
+      <w:r>
+        <w:t xml:space="preserve">human </w:t>
+      </w:r>
+      <w:r>
+        <w:t>donor, and the experiments are carried out non-destructively such that every specimen experiences all six test conditions.</w:t>
+      </w:r>
+      <w:r>
+        <w:t xml:space="preserve"> </w:t>
       </w:r>
     </w:p>
+    <w:p>
+      <w:r>
+        <w:t xml:space="preserve">The data files contain a number of parameters recorded in each test, but for this project I am only interested in the X-axis displacements and corresponding loads. The head of a </w:t>
+      </w:r>
+      <w:proofErr w:type="spellStart"/>
+      <w:r>
+        <w:t>dataframe</w:t>
+      </w:r>
+      <w:proofErr w:type="spellEnd"/>
+      <w:r>
+        <w:t xml:space="preserve"> for one of the experiments is shown below; we are interested in the variables </w:t>
+      </w:r>
+      <w:proofErr w:type="spellStart"/>
+      <w:r>
+        <w:rPr>
+          <w:rFonts w:ascii="Courier Std" w:hAnsi="Courier Std"/>
+        </w:rPr>
+        <w:t>disp_x_mm</w:t>
+      </w:r>
+      <w:proofErr w:type="spellEnd"/>
+      <w:r>
+        <w:t xml:space="preserve"> and </w:t>
+      </w:r>
+      <w:proofErr w:type="spellStart"/>
+      <w:r>
+        <w:rPr>
+          <w:rFonts w:ascii="Courier Std" w:hAnsi="Courier Std"/>
+        </w:rPr>
+        <w:t>Fx_N</w:t>
+      </w:r>
+      <w:proofErr w:type="spellEnd"/>
+      <w:r>
+        <w:t>.</w:t>
+      </w:r>
+    </w:p>
+    <w:p/>
     <w:p>
       <w:r>
         <w:t xml:space="preserve">This model will be developed with the specific objective of enabling any other researcher to obtain the inferred load-displacement response for </w:t>

--- a/Project_proposal.docx
+++ b/Project_proposal.docx
@@ -3,6 +3,21 @@
 <w:document xmlns:wpc="http://schemas.microsoft.com/office/word/2010/wordprocessingCanvas" xmlns:cx="http://schemas.microsoft.com/office/drawing/2014/chartex" xmlns:cx1="http://schemas.microsoft.com/office/drawing/2015/9/8/chartex" xmlns:cx2="http://schemas.microsoft.com/office/drawing/2015/10/21/chartex" xmlns:cx3="http://schemas.microsoft.com/office/drawing/2016/5/9/chartex" xmlns:cx4="http://schemas.microsoft.com/office/drawing/2016/5/10/chartex" xmlns:cx5="http://schemas.microsoft.com/office/drawing/2016/5/11/chartex" xmlns:cx6="http://schemas.microsoft.com/office/drawing/2016/5/12/chartex" xmlns:cx7="http://schemas.microsoft.com/office/drawing/2016/5/13/chartex" xmlns:cx8="http://schemas.microsoft.com/office/drawing/2016/5/14/chartex" xmlns:mc="http://schemas.openxmlformats.org/markup-compatibility/2006" xmlns:aink="http://schemas.microsoft.com/office/drawing/2016/ink" xmlns:am3d="http://schemas.microsoft.com/office/drawing/2017/model3d" xmlns:o="urn:schemas-microsoft-com:office:office" xmlns:r="http://schemas.openxmlformats.org/officeDocument/2006/relationships" xmlns:m="http://schemas.openxmlformats.org/officeDocument/2006/math" xmlns:v="urn:schemas-microsoft-com:vml" xmlns:wp14="http://schemas.microsoft.com/office/word/2010/wordprocessingDrawing" xmlns:wp="http://schemas.openxmlformats.org/drawingml/2006/wordprocessingDrawing" xmlns:w10="urn:schemas-microsoft-com:office:word" xmlns:w="http://schemas.openxmlformats.org/wordprocessingml/2006/main" xmlns:w14="http://schemas.microsoft.com/office/word/2010/wordml" xmlns:w15="http://schemas.microsoft.com/office/word/2012/wordml" xmlns:w16cex="http://schemas.microsoft.com/office/word/2018/wordml/cex" xmlns:w16cid="http://schemas.microsoft.com/office/word/2016/wordml/cid" xmlns:w16="http://schemas.microsoft.com/office/word/2018/wordml" xmlns:w16sdtdh="http://schemas.microsoft.com/office/word/2020/wordml/sdtdatahash" xmlns:w16se="http://schemas.microsoft.com/office/word/2015/wordml/symex" xmlns:wpg="http://schemas.microsoft.com/office/word/2010/wordprocessingGroup" xmlns:wpi="http://schemas.microsoft.com/office/word/2010/wordprocessingInk" xmlns:wne="http://schemas.microsoft.com/office/word/2006/wordml" xmlns:wps="http://schemas.microsoft.com/office/word/2010/wordprocessingShape" mc:Ignorable="w14 w15 w16se w16cid w16 w16cex w16sdtdh wp14">
   <w:body>
     <w:p>
+      <w:pPr>
+        <w:rPr>
+          <w:b/>
+          <w:bCs/>
+        </w:rPr>
+      </w:pPr>
+      <w:r>
+        <w:rPr>
+          <w:b/>
+          <w:bCs/>
+        </w:rPr>
+        <w:t>Background</w:t>
+      </w:r>
+    </w:p>
+    <w:p>
       <w:r>
         <w:t xml:space="preserve">My proposed project is </w:t>
       </w:r>
@@ -22,13 +37,48 @@
         <w:t xml:space="preserve">. </w:t>
       </w:r>
       <w:r>
-        <w:t>This is data based on experiments from my research: these</w:t>
-      </w:r>
-      <w:r>
-        <w:t xml:space="preserve"> experiments feature six test conditions,</w:t>
-      </w:r>
-      <w:r>
-        <w:t xml:space="preserve"> where displacements are </w:t>
+        <w:t xml:space="preserve">This </w:t>
+      </w:r>
+      <w:r>
+        <w:t>data is from</w:t>
+      </w:r>
+      <w:r>
+        <w:t xml:space="preserve"> experiments </w:t>
+      </w:r>
+      <w:r>
+        <w:t xml:space="preserve">in </w:t>
+      </w:r>
+      <w:r>
+        <w:t>my research</w:t>
+      </w:r>
+      <w:r>
+        <w:t>, and is intended to further our understanding of human spine biomechanics as well as provide validation data for Finite Element (FE) models of the human neck.</w:t>
+      </w:r>
+    </w:p>
+    <w:p>
+      <w:r>
+        <w:t>T</w:t>
+      </w:r>
+      <w:r>
+        <w:t>hese</w:t>
+      </w:r>
+      <w:r>
+        <w:t xml:space="preserve"> </w:t>
+      </w:r>
+      <w:r>
+        <w:t xml:space="preserve">particular </w:t>
+      </w:r>
+      <w:r>
+        <w:t>experiments feature six test conditions,</w:t>
+      </w:r>
+      <w:r>
+        <w:t xml:space="preserve"> where </w:t>
+      </w:r>
+      <w:r>
+        <w:t xml:space="preserve">controlled </w:t>
+      </w:r>
+      <w:r>
+        <w:t xml:space="preserve">displacements are </w:t>
       </w:r>
       <w:r>
         <w:t>applied in two directions (anterior and posterior) and</w:t>
@@ -50,6 +100,21 @@
       </w:r>
       <w:r>
         <w:t xml:space="preserve"> </w:t>
+      </w:r>
+    </w:p>
+    <w:p>
+      <w:pPr>
+        <w:rPr>
+          <w:b/>
+          <w:bCs/>
+        </w:rPr>
+      </w:pPr>
+      <w:r>
+        <w:rPr>
+          <w:b/>
+          <w:bCs/>
+        </w:rPr>
+        <w:t>Data</w:t>
       </w:r>
     </w:p>
     <w:p>
@@ -87,10 +152,144 @@
         <w:t>.</w:t>
       </w:r>
     </w:p>
-    <w:p/>
     <w:p>
       <w:r>
-        <w:t xml:space="preserve">This model will be developed with the specific objective of enabling any other researcher to obtain the inferred load-displacement response for </w:t>
+        <w:drawing>
+          <wp:inline distT="0" distB="0" distL="0" distR="0" wp14:anchorId="6CF06B53" wp14:editId="72BE8145">
+            <wp:extent cx="5943600" cy="1046480"/>
+            <wp:effectExtent l="0" t="0" r="0" b="1270"/>
+            <wp:docPr id="2" name="Picture 2"/>
+            <wp:cNvGraphicFramePr>
+              <a:graphicFrameLocks xmlns:a="http://schemas.openxmlformats.org/drawingml/2006/main" noChangeAspect="1"/>
+            </wp:cNvGraphicFramePr>
+            <a:graphic xmlns:a="http://schemas.openxmlformats.org/drawingml/2006/main">
+              <a:graphicData uri="http://schemas.openxmlformats.org/drawingml/2006/picture">
+                <pic:pic xmlns:pic="http://schemas.openxmlformats.org/drawingml/2006/picture">
+                  <pic:nvPicPr>
+                    <pic:cNvPr id="1" name=""/>
+                    <pic:cNvPicPr/>
+                  </pic:nvPicPr>
+                  <pic:blipFill>
+                    <a:blip r:embed="rId4"/>
+                    <a:stretch>
+                      <a:fillRect/>
+                    </a:stretch>
+                  </pic:blipFill>
+                  <pic:spPr>
+                    <a:xfrm>
+                      <a:off x="0" y="0"/>
+                      <a:ext cx="5943600" cy="1046480"/>
+                    </a:xfrm>
+                    <a:prstGeom prst="rect">
+                      <a:avLst/>
+                    </a:prstGeom>
+                  </pic:spPr>
+                </pic:pic>
+              </a:graphicData>
+            </a:graphic>
+          </wp:inline>
+        </w:drawing>
+      </w:r>
+    </w:p>
+    <w:p>
+      <w:r>
+        <w:t xml:space="preserve">Each specimen has a number of associated covariates, including </w:t>
+      </w:r>
+      <w:r>
+        <w:t xml:space="preserve">the test conditions and intrinsic characteristics of the specimen (such as donor age, sex, etc.), and these details are contained in a single </w:t>
+      </w:r>
+      <w:proofErr w:type="spellStart"/>
+      <w:r>
+        <w:t>dataframe</w:t>
+      </w:r>
+      <w:proofErr w:type="spellEnd"/>
+      <w:r>
+        <w:t>. In addition to the covariates, there is also a variable containing the filenames for the corresponding test data.</w:t>
+      </w:r>
+    </w:p>
+    <w:p>
+      <w:r>
+        <w:drawing>
+          <wp:inline distT="0" distB="0" distL="0" distR="0" wp14:anchorId="79BCF3A4" wp14:editId="60389827">
+            <wp:extent cx="5943600" cy="469900"/>
+            <wp:effectExtent l="0" t="0" r="0" b="6350"/>
+            <wp:docPr id="1" name="Picture 1"/>
+            <wp:cNvGraphicFramePr>
+              <a:graphicFrameLocks xmlns:a="http://schemas.openxmlformats.org/drawingml/2006/main" noChangeAspect="1"/>
+            </wp:cNvGraphicFramePr>
+            <a:graphic xmlns:a="http://schemas.openxmlformats.org/drawingml/2006/main">
+              <a:graphicData uri="http://schemas.openxmlformats.org/drawingml/2006/picture">
+                <pic:pic xmlns:pic="http://schemas.openxmlformats.org/drawingml/2006/picture">
+                  <pic:nvPicPr>
+                    <pic:cNvPr id="1" name=""/>
+                    <pic:cNvPicPr/>
+                  </pic:nvPicPr>
+                  <pic:blipFill>
+                    <a:blip r:embed="rId5"/>
+                    <a:stretch>
+                      <a:fillRect/>
+                    </a:stretch>
+                  </pic:blipFill>
+                  <pic:spPr>
+                    <a:xfrm>
+                      <a:off x="0" y="0"/>
+                      <a:ext cx="6057501" cy="478905"/>
+                    </a:xfrm>
+                    <a:prstGeom prst="rect">
+                      <a:avLst/>
+                    </a:prstGeom>
+                  </pic:spPr>
+                </pic:pic>
+              </a:graphicData>
+            </a:graphic>
+          </wp:inline>
+        </w:drawing>
+      </w:r>
+    </w:p>
+    <w:p>
+      <w:pPr>
+        <w:rPr>
+          <w:b/>
+          <w:bCs/>
+        </w:rPr>
+      </w:pPr>
+      <w:r>
+        <w:rPr>
+          <w:b/>
+          <w:bCs/>
+        </w:rPr>
+        <w:t>Tentative Approach</w:t>
+      </w:r>
+    </w:p>
+    <w:p>
+      <w:r>
+        <w:t>The model will be developed in Stan, starting with a fairly simple non-hierarchical approach.  Since the data is non-linear, I will experiment using a quadratic and exponential model, both of which I expect to perform well for the data in question. I will follow the overall workflow</w:t>
+      </w:r>
+      <w:r>
+        <w:t xml:space="preserve"> outlined by </w:t>
+      </w:r>
+      <w:proofErr w:type="spellStart"/>
+      <w:r>
+        <w:t>gelman</w:t>
+      </w:r>
+      <w:proofErr w:type="spellEnd"/>
+      <w:r>
+        <w:t xml:space="preserve"> et al and implement different approaches as appropriate – I expect to spend a fair amount of time evaluating the model for prediction using cross-validation and posterior prediction checks.</w:t>
+      </w:r>
+    </w:p>
+    <w:p>
+      <w:r>
+        <w:lastRenderedPageBreak/>
+        <w:t>Th</w:t>
+      </w:r>
+      <w:r>
+        <w:t xml:space="preserve">e </w:t>
+      </w:r>
+      <w:r>
+        <w:t>ultimate objective for the model is to allow any</w:t>
+      </w:r>
+      <w:r>
+        <w:t xml:space="preserve"> other researcher to obtain the inferred load-displacement response for </w:t>
       </w:r>
       <w:r>
         <w:t xml:space="preserve">a </w:t>
@@ -99,7 +298,25 @@
         <w:t xml:space="preserve">specimen and test </w:t>
       </w:r>
       <w:r>
-        <w:t>scenario of their choosing. This will be demonstrated by applying the conditioned model to a query for the load response of a theoretical specimen matching the demographics of the GHBMC 50</w:t>
+        <w:t xml:space="preserve">scenario of their choosing. </w:t>
+      </w:r>
+      <w:r>
+        <w:t>Once the model is ready, I will</w:t>
+      </w:r>
+      <w:r>
+        <w:t xml:space="preserve"> </w:t>
+      </w:r>
+      <w:r>
+        <w:t>attempt to demonstrate this</w:t>
+      </w:r>
+      <w:r>
+        <w:t xml:space="preserve"> by </w:t>
+      </w:r>
+      <w:r>
+        <w:t>querying</w:t>
+      </w:r>
+      <w:r>
+        <w:t xml:space="preserve"> the conditioned model for the load response of a theoretical specimen matching the demographics of the GHBMC 50</w:t>
       </w:r>
       <w:r>
         <w:rPr>
@@ -108,32 +325,31 @@
         <w:t>th</w:t>
       </w:r>
       <w:r>
-        <w:t xml:space="preserve"> percentile male model (which is based on a 26-year-old male subject)</w:t>
+        <w:t xml:space="preserve"> percentile male</w:t>
+      </w:r>
+      <w:r>
+        <w:t xml:space="preserve"> FEA</w:t>
+      </w:r>
+      <w:r>
+        <w:t xml:space="preserve"> model (which is based on a 26-year-old male subject)</w:t>
       </w:r>
       <w:r>
         <w:t>, as well as the aged model (which is virtually aged to 70 years)</w:t>
       </w:r>
       <w:r>
-        <w:t>. This will be attempted in anterior shear and under the observed displacement rates (1, 10, 100mm/s) as well as two displacement rates that were unobserved in the original dataset (50 mm/s and 1000 mm/s)</w:t>
+        <w:t xml:space="preserve">. </w:t>
+      </w:r>
+      <w:r>
+        <w:t>I will try this for the</w:t>
+      </w:r>
+      <w:r>
+        <w:t xml:space="preserve"> observed displacement rates (1, 10, 100mm/s) as well as two displacement rates that were unobserved in the original dataset (50 mm/s and 1000 mm/s)</w:t>
       </w:r>
       <w:r>
         <w:t>.</w:t>
       </w:r>
     </w:p>
     <w:p/>
-    <w:p>
-      <w:r>
-        <w:t>The tentative approach will be to implement the model in Stan, with</w:t>
-      </w:r>
-      <w:r>
-        <w:t xml:space="preserve"> </w:t>
-      </w:r>
-    </w:p>
-    <w:p>
-      <w:r>
-        <w:t xml:space="preserve">Since these experiments model the characteristics of a subset of the human population, the best initial choice for the prior will be a normal distribution. </w:t>
-      </w:r>
-    </w:p>
     <w:sectPr>
       <w:pgSz w:w="12240" w:h="15840"/>
       <w:pgMar w:top="1440" w:right="1440" w:bottom="1440" w:left="1440" w:header="708" w:footer="708" w:gutter="0"/>

--- a/Project_proposal.docx
+++ b/Project_proposal.docx
@@ -40,7 +40,13 @@
         <w:t xml:space="preserve">This </w:t>
       </w:r>
       <w:r>
-        <w:t>data is from</w:t>
+        <w:t xml:space="preserve">data </w:t>
+      </w:r>
+      <w:r>
+        <w:t xml:space="preserve">comes </w:t>
+      </w:r>
+      <w:r>
+        <w:t>from</w:t>
       </w:r>
       <w:r>
         <w:t xml:space="preserve"> experiments </w:t>
@@ -49,7 +55,13 @@
         <w:t xml:space="preserve">in </w:t>
       </w:r>
       <w:r>
-        <w:t>my research</w:t>
+        <w:t xml:space="preserve">my </w:t>
+      </w:r>
+      <w:r>
+        <w:t xml:space="preserve">own </w:t>
+      </w:r>
+      <w:r>
+        <w:t>research</w:t>
       </w:r>
       <w:r>
         <w:t>, and is intended to further our understanding of human spine biomechanics as well as provide validation data for Finite Element (FE) models of the human neck.</w:t>
@@ -196,7 +208,13 @@
         <w:t xml:space="preserve">Each specimen has a number of associated covariates, including </w:t>
       </w:r>
       <w:r>
-        <w:t xml:space="preserve">the test conditions and intrinsic characteristics of the specimen (such as donor age, sex, etc.), and these details are contained in a single </w:t>
+        <w:t>the test conditions and intrinsic characteristics of the specimen (such as donor age, sex, etc.), and these details are contained in a</w:t>
+      </w:r>
+      <w:r>
+        <w:t>nother</w:t>
+      </w:r>
+      <w:r>
+        <w:t xml:space="preserve"> </w:t>
       </w:r>
       <w:proofErr w:type="spellStart"/>
       <w:r>
@@ -204,7 +222,13 @@
       </w:r>
       <w:proofErr w:type="spellEnd"/>
       <w:r>
-        <w:t>. In addition to the covariates, there is also a variable containing the filenames for the corresponding test data.</w:t>
+        <w:t>. In addition to the covariates, there is also a variable containing the filenames for the corresponding</w:t>
+      </w:r>
+      <w:r>
+        <w:t xml:space="preserve"> experimental data</w:t>
+      </w:r>
+      <w:r>
+        <w:t>.</w:t>
       </w:r>
     </w:p>
     <w:p>
@@ -263,23 +287,57 @@
     </w:p>
     <w:p>
       <w:r>
-        <w:t>The model will be developed in Stan, starting with a fairly simple non-hierarchical approach.  Since the data is non-linear, I will experiment using a quadratic and exponential model, both of which I expect to perform well for the data in question. I will follow the overall workflow</w:t>
+        <w:t>The model will be developed in Stan, starting with a fairly simple non-hierarchical approach</w:t>
+      </w:r>
+      <w:r>
+        <w:t>, but potentially switching to a hierarchical model depending on prior sensitivity</w:t>
+      </w:r>
+      <w:r>
+        <w:t>.  Since the data is non-linear, I will experiment</w:t>
+      </w:r>
+      <w:r>
+        <w:t xml:space="preserve"> with</w:t>
+      </w:r>
+      <w:r>
+        <w:t xml:space="preserve"> using a quadratic and </w:t>
+      </w:r>
+      <w:r>
+        <w:t xml:space="preserve">an </w:t>
+      </w:r>
+      <w:r>
+        <w:t>exponential model, both of which I expect to perform well for the data in question</w:t>
+      </w:r>
+      <w:r>
+        <w:t>, and make a choice based on performance an interpretability of results for a biomedical audience</w:t>
+      </w:r>
+      <w:r>
+        <w:t>. I will follow the overall workflow</w:t>
       </w:r>
       <w:r>
         <w:t xml:space="preserve"> outlined by </w:t>
       </w:r>
-      <w:proofErr w:type="spellStart"/>
-      <w:r>
-        <w:t>gelman</w:t>
-      </w:r>
-      <w:proofErr w:type="spellEnd"/>
-      <w:r>
-        <w:t xml:space="preserve"> et al and implement different approaches as appropriate – I expect to spend a fair amount of time evaluating the model for prediction using cross-validation and posterior prediction checks.</w:t>
+      <w:r>
+        <w:t>G</w:t>
+      </w:r>
+      <w:r>
+        <w:t>elman et al</w:t>
+      </w:r>
+      <w:r>
+        <w:t>. (2020)</w:t>
+      </w:r>
+      <w:r>
+        <w:t xml:space="preserve"> and implement different approaches as appropriate – I expect to spend </w:t>
+      </w:r>
+      <w:r>
+        <w:lastRenderedPageBreak/>
+        <w:t>a fair amount of time evaluating the model for prediction using cross-validation and posterior prediction</w:t>
+      </w:r>
+      <w:r>
+        <w:t xml:space="preserve"> checks.</w:t>
       </w:r>
     </w:p>
     <w:p>
       <w:r>
-        <w:lastRenderedPageBreak/>
         <w:t>Th</w:t>
       </w:r>
       <w:r>
@@ -348,6 +406,29 @@
       <w:r>
         <w:t>.</w:t>
       </w:r>
+    </w:p>
+    <w:p>
+      <w:r>
+        <w:t xml:space="preserve">The project can be found in the following </w:t>
+      </w:r>
+      <w:proofErr w:type="spellStart"/>
+      <w:r>
+        <w:t>github</w:t>
+      </w:r>
+      <w:proofErr w:type="spellEnd"/>
+      <w:r>
+        <w:t xml:space="preserve"> repo, which also contains all of the test data.</w:t>
+      </w:r>
+    </w:p>
+    <w:p>
+      <w:hyperlink r:id="rId6" w:history="1">
+        <w:r>
+          <w:rPr>
+            <w:rStyle w:val="Hyperlink"/>
+          </w:rPr>
+          <w:t>https://github.com/luidias/STAT447C-Project</w:t>
+        </w:r>
+      </w:hyperlink>
     </w:p>
     <w:p/>
     <w:sectPr>
@@ -1277,6 +1358,29 @@
       <w:spacing w:val="5"/>
     </w:rPr>
   </w:style>
+  <w:style w:type="character" w:styleId="Hyperlink">
+    <w:name w:val="Hyperlink"/>
+    <w:basedOn w:val="DefaultParagraphFont"/>
+    <w:uiPriority w:val="99"/>
+    <w:unhideWhenUsed/>
+    <w:rsid w:val="00CA7D8E"/>
+    <w:rPr>
+      <w:color w:val="467886" w:themeColor="hyperlink"/>
+      <w:u w:val="single"/>
+    </w:rPr>
+  </w:style>
+  <w:style w:type="character" w:styleId="UnresolvedMention">
+    <w:name w:val="Unresolved Mention"/>
+    <w:basedOn w:val="DefaultParagraphFont"/>
+    <w:uiPriority w:val="99"/>
+    <w:semiHidden/>
+    <w:unhideWhenUsed/>
+    <w:rsid w:val="00CA7D8E"/>
+    <w:rPr>
+      <w:color w:val="605E5C"/>
+      <w:shd w:val="clear" w:color="auto" w:fill="E1DFDD"/>
+    </w:rPr>
+  </w:style>
 </w:styles>
 </file>
 
